--- a/docs/ieee_report_brief.docx
+++ b/docs/ieee_report_brief.docx
@@ -1838,7 +1838,7 @@
       </w:pPr>
       <w:r>
         <w:rPr/>
-        <w:t>- **Hardware deployment.** Bring up the previously selected STM32H753ZI VCU and Hesai AT128 LiDAR, and replace the simulator process with real driver nodes publishing the same topic contract — the test this whole platform was built to pass.</w:t>
+        <w:t>- **Jetson deployment.** Deploy the unchanged software stack to an NVIDIA Jetson, replacing the simulator process with real driver nodes publishing the same topic contract — the direct test of the containment architecture (Section III-A) this platform was built around.</w:t>
       </w:r>
     </w:p>
     <w:p>
